--- a/midterm/Midterm.docx
+++ b/midterm/Midterm.docx
@@ -513,7 +513,7 @@
         <w:rPr>
           <w:rtl w:val="0"/>
         </w:rPr>
-        <w:t xml:space="preserve">Part 3 will be graded on the quality of your figure and the accuracy of your conclusion.</w:t>
+        <w:t xml:space="preserve">Part 3 will be graded on the quality of your figure, reproducibility of your code, and the accuracy of your conclusion.</w:t>
       </w:r>
     </w:p>
     <w:p>
